--- a/publicacion/manuscrito_difusiones/articulo_tecnico_sin_participantes.docx
+++ b/publicacion/manuscrito_difusiones/articulo_tecnico_sin_participantes.docx
@@ -1069,7 +1069,7 @@
           <w:rFonts w:ascii="Times New Roman" w:hAnsi="Times New Roman"/>
           <w:sz w:val="24"/>
         </w:rPr>
-        <w:t>). La herramienta permite al agente listar directorios y leer archivos de código de forma estandarizada. En términos de seguridad informática, conforme a las directrices de OWASP (2025), la configuración requirió restringir la ejecución a rutas locales aisladas, aplicar privilegios mínimos y establecer listas de directorios permitidos, con el propósito de reducir el riesgo de exposición de credenciales y accesos no autorizados al sistema operativo.</w:t>
+        <w:t>). La herramienta permite al agente listar directorios y leer archivos de código de forma estandarizada. En términos de seguridad informática, conforme a las directrices de OWASP (2025), la configuración se diseñó para requerir la restricción de la ejecución a rutas locales aisladas, la aplicación de privilegios mínimos y el establecimiento de listas de directorios permitidos, con el propósito de reducir el riesgo de exposición de credenciales y accesos no autorizados al sistema operativo.</w:t>
       </w:r>
     </w:p>
     <w:p>
@@ -1578,7 +1578,7 @@
           <w:rFonts w:ascii="Times New Roman" w:hAnsi="Times New Roman"/>
           <w:sz w:val="24"/>
         </w:rPr>
-        <w:t>En términos de seguridad informática, y conforme a las directrices de OWASP (2025), la configuración del servidor MCP de sistema de archivos requirió:</w:t>
+        <w:t>En términos de seguridad informática, y conforme a las directrices de OWASP (2025), la configuración del servidor MCP de sistema de archivos se diseñó para requerir:</w:t>
       </w:r>
     </w:p>
     <w:p>
@@ -1818,7 +1818,7 @@
           <w:rFonts w:ascii="Times New Roman" w:hAnsi="Times New Roman"/>
           <w:sz w:val="24"/>
         </w:rPr>
-        <w:t>Delegar la retroalimentación final directamente en un modelo generativo sin intervención humana vulnera el principio de responsabilidad pedagógica e incrementa la desprotección del estudiante ante eventuales sesgos algorítmicos. La supervisión activa no representa un obstáculo burocrático, sino la condición indispensable para que la tecnología opere de manera ética y formativamente significativa.</w:t>
+        <w:t>Delegar la retroalimentación final directamente en un modelo generativo, sin intervención humana, puede debilitar la responsabilidad pedagógica e incrementar la exposición del estudiante a respuestas inexactas o sesgadas. La supervisión activa no representa un obstáculo burocrático, sino una salvaguarda central de la arquitectura propuesta para que la tecnología opere de manera ética y formativamente significativa.</w:t>
       </w:r>
     </w:p>
     <w:p>
@@ -2302,7 +2302,7 @@
           <w:b/>
           <w:sz w:val="24"/>
         </w:rPr>
-        <w:t>Declaración sobre el uso de inteligencia artificial</w:t>
+        <w:t>Declaración sobre uso de IA</w:t>
       </w:r>
     </w:p>
     <w:p>

--- a/publicacion/manuscrito_difusiones/articulo_tecnico_sin_participantes.docx
+++ b/publicacion/manuscrito_difusiones/articulo_tecnico_sin_participantes.docx
@@ -88,8 +88,9 @@
       </w:r>
       <w:r>
         <w:rPr>
-          <w:rFonts w:ascii="Consolas" w:hAnsi="Consolas"/>
-          <w:sz w:val="21"/>
+          <w:rFonts w:ascii="Times New Roman" w:hAnsi="Times New Roman"/>
+          <w:i/>
+          <w:sz w:val="24"/>
         </w:rPr>
         <w:t>AGENTS.md</w:t>
       </w:r>
@@ -102,8 +103,9 @@
       </w:r>
       <w:r>
         <w:rPr>
-          <w:rFonts w:ascii="Consolas" w:hAnsi="Consolas"/>
-          <w:sz w:val="21"/>
+          <w:rFonts w:ascii="Times New Roman" w:hAnsi="Times New Roman"/>
+          <w:i/>
+          <w:sz w:val="24"/>
         </w:rPr>
         <w:t>MEMORY.md</w:t>
       </w:r>
@@ -163,8 +165,9 @@
       </w:r>
       <w:r>
         <w:rPr>
-          <w:rFonts w:ascii="Consolas" w:hAnsi="Consolas"/>
-          <w:sz w:val="21"/>
+          <w:rFonts w:ascii="Times New Roman" w:hAnsi="Times New Roman"/>
+          <w:i/>
+          <w:sz w:val="24"/>
         </w:rPr>
         <w:t>AGENTS.md</w:t>
       </w:r>
@@ -177,8 +180,9 @@
       </w:r>
       <w:r>
         <w:rPr>
-          <w:rFonts w:ascii="Consolas" w:hAnsi="Consolas"/>
-          <w:sz w:val="21"/>
+          <w:rFonts w:ascii="Times New Roman" w:hAnsi="Times New Roman"/>
+          <w:i/>
+          <w:sz w:val="24"/>
         </w:rPr>
         <w:t>MEMORY.md</w:t>
       </w:r>
@@ -549,12 +553,13 @@
           <w:rFonts w:ascii="Times New Roman" w:hAnsi="Times New Roman"/>
           <w:sz w:val="24"/>
         </w:rPr>
-        <w:t xml:space="preserve">La lógica iterativa propia de la DBR se materializó en el refinamiento progresivo de los artefactos entre las fases: las dificultades identificadas durante el pilotaje curricular permitieron ajustar las restricciones de </w:t>
-      </w:r>
-      <w:r>
-        <w:rPr>
-          <w:rFonts w:ascii="Consolas" w:hAnsi="Consolas"/>
-          <w:sz w:val="21"/>
+        <w:t xml:space="preserve">La lógica iterativa propia de la DBR se materializó en el refinamiento progresivo de los artefactos entre las fases: las incidencias técnicas identificadas durante el pilotaje de la arquitectura permitieron ajustar las restricciones de </w:t>
+      </w:r>
+      <w:r>
+        <w:rPr>
+          <w:rFonts w:ascii="Times New Roman" w:hAnsi="Times New Roman"/>
+          <w:i/>
+          <w:sz w:val="24"/>
         </w:rPr>
         <w:t>AGENTS.md</w:t>
       </w:r>
@@ -563,7 +568,7 @@
           <w:rFonts w:ascii="Times New Roman" w:hAnsi="Times New Roman"/>
           <w:sz w:val="24"/>
         </w:rPr>
-        <w:t>, reorganizar las rúbricas y simplificar las plantillas del repositorio de transferencia.</w:t>
+        <w:t>, reorganizar las rúbricas y simplificar las plantillas del repositorio de transferencia. Estos ajustes se refirieron al funcionamiento de los artefactos y a la estructura de las salidas generadas, sin recopilar ni analizar información de estudiantes o docentes como participantes de investigación.</w:t>
       </w:r>
     </w:p>
     <w:p>
@@ -633,8 +638,9 @@
       </w:r>
       <w:r>
         <w:rPr>
-          <w:rFonts w:ascii="Consolas" w:hAnsi="Consolas"/>
-          <w:sz w:val="21"/>
+          <w:rFonts w:ascii="Times New Roman" w:hAnsi="Times New Roman"/>
+          <w:i/>
+          <w:sz w:val="24"/>
         </w:rPr>
         <w:t>AGENTS.md</w:t>
       </w:r>
@@ -647,8 +653,9 @@
       </w:r>
       <w:r>
         <w:rPr>
-          <w:rFonts w:ascii="Consolas" w:hAnsi="Consolas"/>
-          <w:sz w:val="21"/>
+          <w:rFonts w:ascii="Times New Roman" w:hAnsi="Times New Roman"/>
+          <w:i/>
+          <w:sz w:val="24"/>
         </w:rPr>
         <w:t>MEMORY.md</w:t>
       </w:r>
@@ -890,8 +897,9 @@
       </w:r>
       <w:r>
         <w:rPr>
-          <w:rFonts w:ascii="Consolas" w:hAnsi="Consolas"/>
-          <w:sz w:val="21"/>
+          <w:rFonts w:ascii="Times New Roman" w:hAnsi="Times New Roman"/>
+          <w:i/>
+          <w:sz w:val="24"/>
         </w:rPr>
         <w:t>AGENTS.md</w:t>
       </w:r>
@@ -916,8 +924,9 @@
       </w:r>
       <w:r>
         <w:rPr>
-          <w:rFonts w:ascii="Consolas" w:hAnsi="Consolas"/>
-          <w:sz w:val="21"/>
+          <w:rFonts w:ascii="Times New Roman" w:hAnsi="Times New Roman"/>
+          <w:i/>
+          <w:sz w:val="24"/>
         </w:rPr>
         <w:t>MEMORY.md</w:t>
       </w:r>
@@ -984,8 +993,9 @@
       </w:r>
       <w:r>
         <w:rPr>
-          <w:rFonts w:ascii="Consolas" w:hAnsi="Consolas"/>
-          <w:sz w:val="21"/>
+          <w:rFonts w:ascii="Times New Roman" w:hAnsi="Times New Roman"/>
+          <w:i/>
+          <w:sz w:val="24"/>
         </w:rPr>
         <w:t>&lt;contexto&gt;</w:t>
       </w:r>
@@ -998,8 +1008,9 @@
       </w:r>
       <w:r>
         <w:rPr>
-          <w:rFonts w:ascii="Consolas" w:hAnsi="Consolas"/>
-          <w:sz w:val="21"/>
+          <w:rFonts w:ascii="Times New Roman" w:hAnsi="Times New Roman"/>
+          <w:i/>
+          <w:sz w:val="24"/>
         </w:rPr>
         <w:t>&lt;restricciones&gt;</w:t>
       </w:r>
@@ -1012,8 +1023,9 @@
       </w:r>
       <w:r>
         <w:rPr>
-          <w:rFonts w:ascii="Consolas" w:hAnsi="Consolas"/>
-          <w:sz w:val="21"/>
+          <w:rFonts w:ascii="Times New Roman" w:hAnsi="Times New Roman"/>
+          <w:i/>
+          <w:sz w:val="24"/>
         </w:rPr>
         <w:t>&lt;procedimiento&gt;</w:t>
       </w:r>
@@ -1144,8 +1156,9 @@
       </w:r>
       <w:r>
         <w:rPr>
-          <w:rFonts w:ascii="Consolas" w:hAnsi="Consolas"/>
-          <w:sz w:val="21"/>
+          <w:rFonts w:ascii="Times New Roman" w:hAnsi="Times New Roman"/>
+          <w:i/>
+          <w:sz w:val="24"/>
         </w:rPr>
         <w:t>autograder_taller.py</w:t>
       </w:r>
@@ -1239,8 +1252,9 @@
       </w:r>
       <w:r>
         <w:rPr>
-          <w:rFonts w:ascii="Consolas" w:hAnsi="Consolas"/>
-          <w:sz w:val="21"/>
+          <w:rFonts w:ascii="Times New Roman" w:hAnsi="Times New Roman"/>
+          <w:i/>
+          <w:sz w:val="24"/>
         </w:rPr>
         <w:t>AGENTS.md</w:t>
       </w:r>
@@ -1253,8 +1267,9 @@
       </w:r>
       <w:r>
         <w:rPr>
-          <w:rFonts w:ascii="Consolas" w:hAnsi="Consolas"/>
-          <w:sz w:val="21"/>
+          <w:rFonts w:ascii="Times New Roman" w:hAnsi="Times New Roman"/>
+          <w:i/>
+          <w:sz w:val="24"/>
         </w:rPr>
         <w:t>MEMORY.md</w:t>
       </w:r>
@@ -1294,8 +1309,9 @@
       </w:r>
       <w:r>
         <w:rPr>
-          <w:rFonts w:ascii="Consolas" w:hAnsi="Consolas"/>
-          <w:sz w:val="21"/>
+          <w:rFonts w:ascii="Times New Roman" w:hAnsi="Times New Roman"/>
+          <w:i/>
+          <w:sz w:val="24"/>
         </w:rPr>
         <w:t>rubrica.md</w:t>
       </w:r>
@@ -1308,8 +1324,9 @@
       </w:r>
       <w:r>
         <w:rPr>
-          <w:rFonts w:ascii="Consolas" w:hAnsi="Consolas"/>
-          <w:sz w:val="21"/>
+          <w:rFonts w:ascii="Times New Roman" w:hAnsi="Times New Roman"/>
+          <w:i/>
+          <w:sz w:val="24"/>
         </w:rPr>
         <w:t>skill_evaluador.md</w:t>
       </w:r>
@@ -1322,8 +1339,9 @@
       </w:r>
       <w:r>
         <w:rPr>
-          <w:rFonts w:ascii="Consolas" w:hAnsi="Consolas"/>
-          <w:sz w:val="21"/>
+          <w:rFonts w:ascii="Times New Roman" w:hAnsi="Times New Roman"/>
+          <w:i/>
+          <w:sz w:val="24"/>
         </w:rPr>
         <w:t>python autograder_taller.py</w:t>
       </w:r>
@@ -1417,8 +1435,9 @@
       </w:r>
       <w:r>
         <w:rPr>
-          <w:rFonts w:ascii="Consolas" w:hAnsi="Consolas"/>
-          <w:sz w:val="21"/>
+          <w:rFonts w:ascii="Times New Roman" w:hAnsi="Times New Roman"/>
+          <w:i/>
+          <w:sz w:val="24"/>
         </w:rPr>
         <w:t>rubrica.md</w:t>
       </w:r>
@@ -1485,8 +1504,9 @@
       </w:r>
       <w:r>
         <w:rPr>
-          <w:rFonts w:ascii="Consolas" w:hAnsi="Consolas"/>
-          <w:sz w:val="21"/>
+          <w:rFonts w:ascii="Times New Roman" w:hAnsi="Times New Roman"/>
+          <w:i/>
+          <w:sz w:val="24"/>
         </w:rPr>
         <w:t>autograder_taller.py</w:t>
       </w:r>
@@ -1499,8 +1519,9 @@
       </w:r>
       <w:r>
         <w:rPr>
-          <w:rFonts w:ascii="Consolas" w:hAnsi="Consolas"/>
-          <w:sz w:val="21"/>
+          <w:rFonts w:ascii="Times New Roman" w:hAnsi="Times New Roman"/>
+          <w:i/>
+          <w:sz w:val="24"/>
         </w:rPr>
         <w:t>AGENTS.md</w:t>
       </w:r>
@@ -1513,8 +1534,9 @@
       </w:r>
       <w:r>
         <w:rPr>
-          <w:rFonts w:ascii="Consolas" w:hAnsi="Consolas"/>
-          <w:sz w:val="21"/>
+          <w:rFonts w:ascii="Times New Roman" w:hAnsi="Times New Roman"/>
+          <w:i/>
+          <w:sz w:val="24"/>
         </w:rPr>
         <w:t>MEMORY.md</w:t>
       </w:r>
@@ -1527,8 +1549,9 @@
       </w:r>
       <w:r>
         <w:rPr>
-          <w:rFonts w:ascii="Consolas" w:hAnsi="Consolas"/>
-          <w:sz w:val="21"/>
+          <w:rFonts w:ascii="Times New Roman" w:hAnsi="Times New Roman"/>
+          <w:i/>
+          <w:sz w:val="24"/>
         </w:rPr>
         <w:t>rubrica.md</w:t>
       </w:r>
@@ -1541,8 +1564,9 @@
       </w:r>
       <w:r>
         <w:rPr>
-          <w:rFonts w:ascii="Consolas" w:hAnsi="Consolas"/>
-          <w:sz w:val="21"/>
+          <w:rFonts w:ascii="Times New Roman" w:hAnsi="Times New Roman"/>
+          <w:i/>
+          <w:sz w:val="24"/>
         </w:rPr>
         <w:t>skill_evaluador.md</w:t>
       </w:r>
@@ -1657,8 +1681,9 @@
       </w:r>
       <w:r>
         <w:rPr>
-          <w:rFonts w:ascii="Consolas" w:hAnsi="Consolas"/>
-          <w:sz w:val="21"/>
+          <w:rFonts w:ascii="Times New Roman" w:hAnsi="Times New Roman"/>
+          <w:i/>
+          <w:sz w:val="24"/>
         </w:rPr>
         <w:t>index.html</w:t>
       </w:r>
@@ -1743,8 +1768,9 @@
       </w:r>
       <w:r>
         <w:rPr>
-          <w:rFonts w:ascii="Consolas" w:hAnsi="Consolas"/>
-          <w:sz w:val="21"/>
+          <w:rFonts w:ascii="Times New Roman" w:hAnsi="Times New Roman"/>
+          <w:i/>
+          <w:sz w:val="24"/>
         </w:rPr>
         <w:t>AGENTS.md</w:t>
       </w:r>
@@ -1769,8 +1795,9 @@
       </w:r>
       <w:r>
         <w:rPr>
-          <w:rFonts w:ascii="Consolas" w:hAnsi="Consolas"/>
-          <w:sz w:val="21"/>
+          <w:rFonts w:ascii="Times New Roman" w:hAnsi="Times New Roman"/>
+          <w:i/>
+          <w:sz w:val="24"/>
         </w:rPr>
         <w:t>rubrica.md</w:t>
       </w:r>
@@ -1806,7 +1833,7 @@
           <w:rFonts w:ascii="Times New Roman" w:hAnsi="Times New Roman"/>
           <w:sz w:val="24"/>
         </w:rPr>
-        <w:t>La experiencia respalda el uso de los agentes como asistentes de diagnóstico preliminar, manteniendo la decisión evaluativa final bajo responsabilidad docente. Durante el pilotaje, el equipo docente percibió que el prediagnóstico asistido disminuía el trabajo rutinario de localización y cotejo de patrones de código; sin embargo, esta percepción no fue cuantificada mediante un protocolo temporal controlado. Este rol de supervisión coincide con la evidencia de que la eficacia de la retroalimentación depende de su especificidad, su vínculo con la tarea y su orientación hacia la acción (Hattie &amp; Timperley, 2007), atributos que la revisión docente permite verificar antes de comunicarla, y con las advertencias sobre inexactitudes y variabilidad de los modelos generativos en la educación en computación (Denny et al., 2024; Lau &amp; Guo, 2023).</w:t>
+        <w:t>La experiencia respalda el uso de los agentes como asistentes de diagnóstico preliminar, manteniendo la decisión evaluativa final bajo responsabilidad docente. La generación de prediagnósticos orientados a la localización y el cotejo de patrones de código podría reducir parte del trabajo rutinario de revisión. No obstante, esta posibilidad no fue evaluada mediante un protocolo temporal controlado y deberá analizarse en estudios posteriores. Este rol de supervisión coincide con la evidencia de que la eficacia de la retroalimentación depende de su especificidad, su vínculo con la tarea y su orientación hacia la acción (Hattie &amp; Timperley, 2007), atributos que la revisión docente permite verificar antes de comunicarla, y con las advertencias sobre inexactitudes y variabilidad de los modelos generativos en la educación en computación (Denny et al., 2024; Lau &amp; Guo, 2023).</w:t>
       </w:r>
     </w:p>
     <w:p>
@@ -1961,14 +1988,14 @@
           <w:b/>
           <w:sz w:val="24"/>
         </w:rPr>
-        <w:t>Carácter preliminar de la percepción de ahorro de tiempo:</w:t>
-      </w:r>
-      <w:r>
-        <w:rPr>
-          <w:rFonts w:ascii="Times New Roman" w:hAnsi="Times New Roman"/>
-          <w:sz w:val="24"/>
-        </w:rPr>
-        <w:t xml:space="preserve"> La percepción docente de menor trabajo rutinario no fue cuantificada mediante un protocolo temporal controlado.</w:t>
+        <w:t>Ausencia de medición de eficiencia:</w:t>
+      </w:r>
+      <w:r>
+        <w:rPr>
+          <w:rFonts w:ascii="Times New Roman" w:hAnsi="Times New Roman"/>
+          <w:sz w:val="24"/>
+        </w:rPr>
+        <w:t xml:space="preserve"> No se evaluó mediante un protocolo temporal controlado si la arquitectura reduce el tiempo de revisión docente.</w:t>
       </w:r>
     </w:p>
     <w:p>
@@ -2053,8 +2080,9 @@
       </w:r>
       <w:r>
         <w:rPr>
-          <w:rFonts w:ascii="Consolas" w:hAnsi="Consolas"/>
-          <w:sz w:val="21"/>
+          <w:rFonts w:ascii="Times New Roman" w:hAnsi="Times New Roman"/>
+          <w:i/>
+          <w:sz w:val="24"/>
         </w:rPr>
         <w:t>AGENTS.md</w:t>
       </w:r>
@@ -2067,8 +2095,9 @@
       </w:r>
       <w:r>
         <w:rPr>
-          <w:rFonts w:ascii="Consolas" w:hAnsi="Consolas"/>
-          <w:sz w:val="21"/>
+          <w:rFonts w:ascii="Times New Roman" w:hAnsi="Times New Roman"/>
+          <w:i/>
+          <w:sz w:val="24"/>
         </w:rPr>
         <w:t>MEMORY.md</w:t>
       </w:r>
@@ -2341,7 +2370,7 @@
           <w:rFonts w:ascii="Times New Roman" w:hAnsi="Times New Roman"/>
           <w:sz w:val="24"/>
         </w:rPr>
-        <w:t>Este trabajo no presenta datos ni observaciones de participantes humanos como resultados de investigación. La experiencia formativa de transferencia se describe como contexto de diseño de los recursos, sin informar métricas de progresión, notas de campo ni verbalizaciones. Cualquier estudio empírico futuro sobre la adopción de la arquitectura por parte de docentes y estudiantes se realizará con evaluación ética previa y consentimiento informado, libre y previo.</w:t>
+        <w:t>Este estudio no involucró participantes humanos ni animales como sujetos de investigación y no presenta datos personales sensibles. La experiencia formativa de transferencia se describe como contexto de diseño de los recursos, sin informar métricas de progresión, notas de campo ni verbalizaciones. Cualquier estudio empírico futuro sobre la adopción de la arquitectura por parte de docentes y estudiantes se realizará con evaluación ética previa y consentimiento informado, libre y previo.</w:t>
       </w:r>
     </w:p>
     <w:p>

--- a/publicacion/manuscrito_difusiones/articulo_tecnico_sin_participantes.docx
+++ b/publicacion/manuscrito_difusiones/articulo_tecnico_sin_participantes.docx
@@ -1419,7 +1419,7 @@
           <w:rFonts w:ascii="Times New Roman" w:hAnsi="Times New Roman"/>
           <w:sz w:val="24"/>
         </w:rPr>
-        <w:t>En respuesta a la primera pregunta de investigación, la implementación permitió operacionalizar la separación entre las reglas pedagógicas almacenadas en archivos de especificación y la capacidad generativa del modelo.</w:t>
+        <w:t>En respuesta a la primera pregunta de investigación, las pruebas de verificación funcional demostraron la viabilidad técnica de operacionalizar la separación entre las reglas pedagógicas almacenadas en archivos de especificación y la capacidad generativa del modelo.</w:t>
       </w:r>
     </w:p>
     <w:p>
@@ -1446,7 +1446,7 @@
           <w:rFonts w:ascii="Times New Roman" w:hAnsi="Times New Roman"/>
           <w:sz w:val="24"/>
         </w:rPr>
-        <w:t xml:space="preserve"> y generando borradores de devolución que citaban números de línea concretos. Durante el pilotaje se observó que los prediagnósticos generados bajo habilidades estructuradas tendían a conservar una organización común compuesta por: (a) identificación de fortalezas observadas, (b) señalamiento de inconsistencias algorítmicas con cita textual de código y (c) formulación de preguntas orientadoras para la corrección autónoma. Esta observación procede del pilotaje exploratorio y debe leerse como evidencia descriptiva: no se acompañó de un recuento sistemático de entregas, prediagnósticos generados ni revisiones docentes.</w:t>
+        <w:t xml:space="preserve"> y generando borradores de devolución que citaban números de línea concretos. Como verificación técnica exploratoria del comportamiento del sistema durante el pilotaje de los artefactos, los prediagnósticos generados bajo habilidades estructuradas mostraron, a nivel descriptivo, una pauta de organización compuesta por: (a) identificación de fortalezas técnicas, (b) señalamiento de inconsistencias algorítmicas con cita textual de código y (c) formulación de preguntas orientadoras para la corrección autónoma. Esta regularidad estructural procede de observaciones técnicas exploratorias y debe leerse como evidencia descriptiva del formato de salida del modelo: no se acompañó de un recuento sistemático de entregas, prediagnósticos generados ni revisiones docentes, constituyendo una característica sujeta a posterior validación empírica.</w:t>
       </w:r>
     </w:p>
     <w:p>
@@ -1734,7 +1734,7 @@
           <w:rFonts w:ascii="Times New Roman" w:hAnsi="Times New Roman"/>
           <w:sz w:val="24"/>
         </w:rPr>
-        <w:t xml:space="preserve">Durante las pruebas de pilotaje curricular en </w:t>
+        <w:t xml:space="preserve">A nivel de verificación técnica exploratoria durante el pilotaje de los artefactos en </w:t>
       </w:r>
       <w:r>
         <w:rPr>
@@ -1764,7 +1764,7 @@
           <w:rFonts w:ascii="Times New Roman" w:hAnsi="Times New Roman"/>
           <w:sz w:val="24"/>
         </w:rPr>
-        <w:t xml:space="preserve">, se observó una mayor consistencia aparente en la estructura de los borradores de evaluación cuando el agente operó subordinado a archivos </w:t>
+        <w:t xml:space="preserve">, la subordinación del agente a archivos </w:t>
       </w:r>
       <w:r>
         <w:rPr>
@@ -1779,7 +1779,7 @@
           <w:rFonts w:ascii="Times New Roman" w:hAnsi="Times New Roman"/>
           <w:sz w:val="24"/>
         </w:rPr>
-        <w:t xml:space="preserve"> y rúbricas analíticas formalizadas.</w:t>
+        <w:t xml:space="preserve"> y rúbricas analíticas formalizadas sugirió preliminarmente una mayor regularidad en la estructura de los borradores de prediagnóstico.</w:t>
       </w:r>
     </w:p>
     <w:p>
@@ -1791,7 +1791,7 @@
           <w:rFonts w:ascii="Times New Roman" w:hAnsi="Times New Roman"/>
           <w:sz w:val="24"/>
         </w:rPr>
-        <w:t xml:space="preserve">La exigencia protocolizada de vincular cada dictamen a evidencias localizables en el código facilitó la detección docente de afirmaciones erróneas y estableció condiciones operativas orientadas a reducir el riesgo de aceptar evaluaciones no verificadas. Al limitar las herramientas del agente a la inspección pericial mediante MCP, se restringió operativamente la generación directa de soluciones completas y se orientó la respuesta hacia observaciones diagnósticas y preguntas de andamiaje. No obstante, esta consistencia observada requiere ser validada en investigaciones futuras mediante coeficientes estandarizados de concordancia interjueces y diseños cuasiexperimentales controlados. Esta cautela es consistente con las revisiones sobre rúbricas analíticas, que asocian criterios explícitos y descriptores de desempeño con una mayor consistencia de las puntuaciones sin que ello garantice por sí solo la validez de la evaluación (Jonsson &amp; Svingby, 2007); en este trabajo, la formalización de criterios en </w:t>
+        <w:t xml:space="preserve">Desde la perspectiva del diseño sociotécnico, la exigencia protocolizada de vincular cada dictamen a evidencias localizables en el código se concibió como un mecanismo para favorecer la trazabilidad y la detección de eventuales afirmaciones erróneas durante la revisión humana, estableciendo condiciones operativas orientadas a reducir el riesgo de aceptar evaluaciones no verificadas. Al limitar las herramientas del agente a la inspección pericial mediante MCP, se restringió operativamente la generación directa de soluciones completas y se orientó la respuesta hacia observaciones diagnósticas y preguntas de andamiaje. No obstante, esta regularidad observada requiere ser validada en investigaciones futuras mediante coeficientes estandarizados de concordancia interjueces y diseños cuasiexperimentales controlados. Esta cautela es consistente con las revisiones sobre rúbricas analíticas, que asocian criterios explícitos y descriptores de desempeño con una mayor consistencia de las puntuaciones sin que ello garantice por sí solo la validez de la evaluación (Jonsson &amp; Svingby, 2007); en este trabajo, la formalización de criterios en </w:t>
       </w:r>
       <w:r>
         <w:rPr>
@@ -1806,7 +1806,7 @@
           <w:rFonts w:ascii="Times New Roman" w:hAnsi="Times New Roman"/>
           <w:sz w:val="24"/>
         </w:rPr>
-        <w:t xml:space="preserve"> constituye una condición plausible, pero no demostrada, de la consistencia aparente observada.</w:t>
+        <w:t xml:space="preserve"> constituye una condición plausible, pero no demostrada, de la regularidad aparente observada.</w:t>
       </w:r>
     </w:p>
     <w:p>
@@ -1833,7 +1833,7 @@
           <w:rFonts w:ascii="Times New Roman" w:hAnsi="Times New Roman"/>
           <w:sz w:val="24"/>
         </w:rPr>
-        <w:t>La experiencia respalda el uso de los agentes como asistentes de diagnóstico preliminar, manteniendo la decisión evaluativa final bajo responsabilidad docente. La generación de prediagnósticos orientados a la localización y el cotejo de patrones de código podría reducir parte del trabajo rutinario de revisión. No obstante, esta posibilidad no fue evaluada mediante un protocolo temporal controlado y deberá analizarse en estudios posteriores. Este rol de supervisión coincide con la evidencia de que la eficacia de la retroalimentación depende de su especificidad, su vínculo con la tarea y su orientación hacia la acción (Hattie &amp; Timperley, 2007), atributos que la revisión docente permite verificar antes de comunicarla, y con las advertencias sobre inexactitudes y variabilidad de los modelos generativos en la educación en computación (Denny et al., 2024; Lau &amp; Guo, 2023).</w:t>
+        <w:t>El marco conceptual y las verificaciones funcionales realizadas sustentan la hipótesis de diseño de emplear a los agentes exclusivamente como asistentes de diagnóstico preliminar, manteniendo la decisión evaluativa final bajo responsabilidad docente. La generación de prediagnósticos orientados a la localización y el cotejo de patrones de código podría reducir parte del trabajo rutinario de revisión. No obstante, esta posibilidad no fue evaluada mediante un protocolo temporal controlado y deberá analizarse en estudios posteriores. Este rol de supervisión coincide con la evidencia de que la eficacia de la retroalimentación depende de su especificidad, su vínculo con la tarea y su orientación hacia la acción (Hattie &amp; Timperley, 2007), atributos que la revisión docente permite verificar antes de comunicarla, y con las advertencias sobre inexactitudes y variabilidad de los modelos generativos en la educación en computación (Denny et al., 2024; Lau &amp; Guo, 2023).</w:t>
       </w:r>
     </w:p>
     <w:p>
@@ -1934,14 +1934,14 @@
           <w:b/>
           <w:sz w:val="24"/>
         </w:rPr>
-        <w:t>Evidencia exploratoria del pilotaje curricular:</w:t>
-      </w:r>
-      <w:r>
-        <w:rPr>
-          <w:rFonts w:ascii="Times New Roman" w:hAnsi="Times New Roman"/>
-          <w:sz w:val="24"/>
-        </w:rPr>
-        <w:t xml:space="preserve"> La observación sobre la estructura común de los prediagnósticos procede de un pilotaje descriptivo que no registró de manera sistemática la cantidad de entregas analizadas, de borradores generados, de docentes revisores, de afirmaciones erróneas detectadas ni la proporción de borradores aceptados o modificados; en consecuencia, no permite inferir calidad pedagógica, exactitud ni causalidad.</w:t>
+        <w:t>Carácter exploratorio de las observaciones del comportamiento del sistema:</w:t>
+      </w:r>
+      <w:r>
+        <w:rPr>
+          <w:rFonts w:ascii="Times New Roman" w:hAnsi="Times New Roman"/>
+          <w:sz w:val="24"/>
+        </w:rPr>
+        <w:t xml:space="preserve"> Las apreciaciones sobre la regularidad estructural de las salidas generadas proceden de verificaciones técnicas exploratorias que no registraron de manera sistemática la cantidad de entregas analizadas, de borradores generados, de docentes revisores, de afirmaciones erróneas detectadas ni la proporción de borradores aceptados o modificados; en consecuencia, no permiten inferir calidad pedagógica, exactitud ni causalidad.</w:t>
       </w:r>
     </w:p>
     <w:p>

--- a/publicacion/manuscrito_difusiones/articulo_tecnico_sin_participantes.docx
+++ b/publicacion/manuscrito_difusiones/articulo_tecnico_sin_participantes.docx
@@ -114,7 +114,7 @@
           <w:rFonts w:ascii="Times New Roman" w:hAnsi="Times New Roman"/>
           <w:sz w:val="24"/>
         </w:rPr>
-        <w:t>, rúbricas analíticas y especificaciones formales de habilidades), interoperabilidad protocolizada con un servidor MCP de sistema de archivos restringido a rutas permitidas y privilegios mínimos, y supervisión docente de los borradores de prediagnóstico generados por el agente. Se describen, además, los instrumentos de transferencia desarrollados: un repositorio plantilla con evaluador automático en Python y flujo de integración continua en GitHub Actions sobre una escala de 100 puntos, y una colección de 35 aplicaciones web interactivas autocontenidas. El trabajo adopta un enfoque de Investigación Basada en el Diseño (DBR) y documenta un pilotaje curricular en dos asignaturas de programación y el diseño de un taller de transferencia de diez horas reloj, sin presentar datos ni observaciones de participantes como resultados de investigación. Se discuten los requisitos de seguridad conforme a las recomendaciones de OWASP y las implicancias de diseño derivadas de la literatura sobre carga cognitiva y dificultades instrumentales con el control de versiones. Las principales limitaciones son la ausencia de evaluación empírica con participantes, de medición de la calidad pedagógica de las devoluciones y de concordancia con evaluadores humanos. Se concluye que la arquitectura ofrece una base técnica viable y auditable para encauzar la IA hacia una asistencia formativa supervisada, cuya eficacia pedagógica deberá evaluarse en estudios posteriores con las garantías éticas correspondientes.</w:t>
+        <w:t>, rúbricas analíticas y especificaciones formales de habilidades), interoperabilidad protocolizada con un servidor MCP de sistema de archivos restringido a rutas permitidas y privilegios mínimos, y supervisión docente de los borradores de prediagnóstico generados por el agente. Se describen, además, los instrumentos de transferencia desarrollados: un repositorio plantilla con evaluador automático en Python y flujo de integración continua en GitHub Actions sobre una escala de 100 puntos, y una colección de 35 aplicaciones web interactivas autocontenidas. El trabajo adopta un enfoque de Investigación Basada en el Diseño (DBR) y documenta un pilotaje curricular en dos asignaturas de programación y el diseño y dictado de un taller de transferencia de diez horas reloj, sin presentar datos ni observaciones de participantes como resultados de investigación. Se discuten los requisitos de seguridad conforme a las recomendaciones de OWASP y las implicancias de diseño derivadas de la literatura sobre carga cognitiva y dificultades instrumentales con el control de versiones. Las principales limitaciones son la ausencia de evaluación empírica con participantes, de medición de la calidad pedagógica de las devoluciones y de concordancia con evaluadores humanos. Se concluye que la arquitectura ofrece una base técnica viable y auditable para encauzar la IA hacia una asistencia formativa supervisada, cuya eficacia pedagógica deberá evaluarse en estudios posteriores con las garantías éticas correspondientes.</w:t>
       </w:r>
     </w:p>
     <w:p>
@@ -191,7 +191,7 @@
           <w:rFonts w:ascii="Times New Roman" w:hAnsi="Times New Roman"/>
           <w:sz w:val="24"/>
         </w:rPr>
-        <w:t>, analytical rubrics, and formal skill specifications), protocolized interoperability through a file-system MCP server restricted to allowed paths and least privileges, and teacher supervision of the diagnostic drafts produced by the agent. The paper also describes the transfer instruments developed: a template repository with a Python autograder and a GitHub Actions continuous integration workflow on a 100-point scale, and a collection of 35 self-contained interactive web applications. Following a Design-Based Research (DBR) approach, it documents a curricular pilot in two programming courses and the design of a ten-hour transfer workshop, without presenting data or observations from participants as research results. Security requirements are discussed in line with OWASP recommendations, together with design implications drawn from the literature on cognitive load and the instrumental difficulties of version control systems. The main limitations are the absence of empirical evaluation with participants, of measures of the pedagogical quality of the feedback, and of agreement with human raters, so no claims are made about learning outcomes or adoption. We conclude that the architecture offers a viable and auditable technical basis for steering AI toward supervised formative assistance, whose pedagogical effectiveness must be assessed in subsequent studies with appropriate ethical safeguards.</w:t>
+        <w:t>, analytical rubrics, and formal skill specifications), protocolized interoperability through a file-system MCP server restricted to allowed paths and least privileges, and teacher supervision of the diagnostic drafts produced by the agent. The paper also describes the transfer instruments developed: a template repository with a Python autograder and a GitHub Actions continuous integration workflow on a 100-point scale, and a collection of 35 self-contained interactive web applications. Following a Design-Based Research (DBR) approach, it documents a curricular pilot in two programming courses and the design and delivery of a ten-hour transfer workshop, without presenting data or observations from participants as research results. Security requirements are discussed in line with OWASP recommendations, together with design implications drawn from the literature on cognitive load and the instrumental difficulties of version control systems. The main limitations are the absence of empirical evaluation with participants, of measures of the pedagogical quality of the feedback, and of agreement with human raters, so no claims are made about learning outcomes or adoption. We conclude that the architecture offers a viable and auditable technical basis for steering AI toward supervised formative assistance, whose pedagogical effectiveness must be assessed in subsequent studies with appropriate ethical safeguards.</w:t>
       </w:r>
     </w:p>
     <w:p>
@@ -1125,7 +1125,7 @@
           <w:rFonts w:ascii="Times New Roman" w:hAnsi="Times New Roman"/>
           <w:sz w:val="24"/>
         </w:rPr>
-        <w:t>Como instrumentos de transferencia y recolección se diseñaron:</w:t>
+        <w:t>Como instrumentos de implementación, verificación técnica y transferencia se diseñaron:</w:t>
       </w:r>
     </w:p>
     <w:p>
@@ -1419,7 +1419,7 @@
           <w:rFonts w:ascii="Times New Roman" w:hAnsi="Times New Roman"/>
           <w:sz w:val="24"/>
         </w:rPr>
-        <w:t>En respuesta a la primera pregunta de investigación, las pruebas de verificación funcional demostraron la viabilidad técnica de operacionalizar la separación entre las reglas pedagógicas almacenadas en archivos de especificación y la capacidad generativa del modelo.</w:t>
+        <w:t>En respuesta a la primera pregunta de investigación, las verificaciones funcionales realizadas permitieron constatar de manera exploratoria la viabilidad técnica de operacionalizar la separación entre las reglas pedagógicas almacenadas en archivos de especificación y la capacidad generativa del modelo.</w:t>
       </w:r>
     </w:p>
     <w:p>
@@ -2343,7 +2343,7 @@
           <w:rFonts w:ascii="Times New Roman" w:hAnsi="Times New Roman"/>
           <w:sz w:val="24"/>
         </w:rPr>
-        <w:t>Durante la preparación de este trabajo, los autores utilizaron el entorno Antigravity IDE (operando con los modelos Claude 3.7 Sonnet y Gemini) y el asistente Microsoft Copilot para asistir en la organización preliminar del contenido, la revisión estilística y gramatical del manuscrito en español, la traducción y revisión del resumen al inglés, y el cotejo normativo de directrices editoriales. Las herramientas de inteligencia artificial no fueron utilizadas para generar datos empíricos, resultados observacionales ni referencias bibliográficas. Los autores revisaron y editaron críticamente el contenido asistido, verificaron la integridad de las citas y asumen plena responsabilidad por el contenido final de la publicación.</w:t>
+        <w:t>Durante la preparación de este trabajo, los autores utilizaron el entorno Antigravity IDE (operando con los modelos Claude 3.7 Sonnet y Gemini 2.5 Pro) y el asistente Microsoft Copilot para asistir en la organización preliminar del contenido, la revisión estilística y gramatical del manuscrito en español, la traducción y revisión del resumen al inglés, y el cotejo normativo de directrices editoriales. Las herramientas de inteligencia artificial no fueron utilizadas para generar datos empíricos, resultados observacionales ni referencias bibliográficas. Los autores revisaron y editaron críticamente el contenido asistido, verificaron la integridad de las citas y asumen plena responsabilidad por el contenido final de la publicación.</w:t>
       </w:r>
     </w:p>
     <w:p>
@@ -2655,7 +2655,7 @@
           <w:rFonts w:ascii="Times New Roman" w:hAnsi="Times New Roman"/>
           <w:sz w:val="24"/>
         </w:rPr>
-        <w:t>. Open Web Application Security Project. https://cheatsheetseries.owasp.org/cheatsheets/MCP_Security_Cheat_Sheet.html</w:t>
+        <w:t>. Open Web Application Security Project. Recuperado el 13 de octubre de 2026, de https://cheatsheetseries.owasp.org/cheatsheets/MCP_Security_Cheat_Sheet.html</w:t>
       </w:r>
     </w:p>
     <w:p>

--- a/publicacion/manuscrito_difusiones/articulo_tecnico_sin_participantes.docx
+++ b/publicacion/manuscrito_difusiones/articulo_tecnico_sin_participantes.docx
@@ -33,6 +33,7 @@
     <w:p>
       <w:pPr>
         <w:pStyle w:val="Heading2"/>
+        <w:keepNext/>
         <w:spacing w:before="200" w:after="80"/>
         <w:jc w:val="left"/>
       </w:pPr>
@@ -140,6 +141,7 @@
     <w:p>
       <w:pPr>
         <w:pStyle w:val="Heading2"/>
+        <w:keepNext/>
         <w:spacing w:before="200" w:after="80"/>
         <w:jc w:val="left"/>
       </w:pPr>
@@ -217,6 +219,7 @@
     <w:p>
       <w:pPr>
         <w:pStyle w:val="Heading1"/>
+        <w:keepNext/>
         <w:spacing w:before="280" w:after="120"/>
         <w:jc w:val="center"/>
       </w:pPr>
@@ -475,6 +478,7 @@
     <w:p>
       <w:pPr>
         <w:pStyle w:val="Heading1"/>
+        <w:keepNext/>
         <w:spacing w:before="280" w:after="120"/>
         <w:jc w:val="center"/>
       </w:pPr>
@@ -490,6 +494,7 @@
     <w:p>
       <w:pPr>
         <w:pStyle w:val="Heading2"/>
+        <w:keepNext/>
         <w:spacing w:before="200" w:after="80"/>
         <w:jc w:val="left"/>
       </w:pPr>
@@ -586,6 +591,7 @@
     <w:p>
       <w:pPr>
         <w:pStyle w:val="Heading2"/>
+        <w:keepNext/>
         <w:spacing w:before="200" w:after="80"/>
         <w:jc w:val="left"/>
       </w:pPr>
@@ -754,6 +760,7 @@
     <w:p>
       <w:pPr>
         <w:pStyle w:val="Heading2"/>
+        <w:keepNext/>
         <w:spacing w:before="200" w:after="80"/>
         <w:jc w:val="left"/>
       </w:pPr>
@@ -780,6 +787,8 @@
     </w:p>
     <w:p>
       <w:pPr>
+        <w:keepNext/>
+        <w:pageBreakBefore/>
         <w:spacing w:line="240" w:lineRule="auto" w:before="240" w:after="40"/>
       </w:pPr>
       <w:r>
@@ -793,6 +802,7 @@
     </w:p>
     <w:p>
       <w:pPr>
+        <w:keepNext/>
         <w:spacing w:line="240" w:lineRule="auto" w:before="0" w:after="120"/>
       </w:pPr>
       <w:r>
@@ -806,13 +816,14 @@
     </w:p>
     <w:p>
       <w:pPr>
-        <w:spacing w:before="120" w:after="120"/>
+        <w:keepNext/>
+        <w:spacing w:before="80" w:after="80"/>
         <w:jc w:val="center"/>
       </w:pPr>
       <w:r>
         <w:drawing>
           <wp:inline xmlns:a="http://schemas.openxmlformats.org/drawingml/2006/main" xmlns:pic="http://schemas.openxmlformats.org/drawingml/2006/picture">
-            <wp:extent cx="5472000" cy="3830400"/>
+            <wp:extent cx="5040000" cy="3528000"/>
             <wp:docPr id="1" name="Picture 1" title="Figura 1. Arquitectura sociotécnica MCP y supervisión docente activa" descr="Diagrama de la arquitectura sociotécnica de evaluación continua asistida por agentes, organizada en tres capas: gobernanza contextual, interoperabilidad mediante MCP y supervisión docente."/>
             <wp:cNvGraphicFramePr>
               <a:graphicFrameLocks noChangeAspect="1"/>
@@ -833,7 +844,7 @@
                   <pic:spPr>
                     <a:xfrm>
                       <a:off x="0" y="0"/>
-                      <a:ext cx="5472000" cy="3830400"/>
+                      <a:ext cx="5040000" cy="3528000"/>
                     </a:xfrm>
                     <a:prstGeom prst="rect"/>
                   </pic:spPr>
@@ -1200,6 +1211,7 @@
     <w:p>
       <w:pPr>
         <w:pStyle w:val="Heading2"/>
+        <w:keepNext/>
         <w:spacing w:before="200" w:after="80"/>
         <w:jc w:val="left"/>
       </w:pPr>
@@ -1356,6 +1368,7 @@
     <w:p>
       <w:pPr>
         <w:pStyle w:val="Heading2"/>
+        <w:keepNext/>
         <w:spacing w:before="200" w:after="80"/>
         <w:jc w:val="left"/>
       </w:pPr>
@@ -1383,6 +1396,7 @@
     <w:p>
       <w:pPr>
         <w:pStyle w:val="Heading1"/>
+        <w:keepNext/>
         <w:spacing w:before="280" w:after="120"/>
         <w:jc w:val="center"/>
       </w:pPr>
@@ -1398,6 +1412,7 @@
     <w:p>
       <w:pPr>
         <w:pStyle w:val="Heading2"/>
+        <w:keepNext/>
         <w:spacing w:before="200" w:after="80"/>
         <w:jc w:val="left"/>
       </w:pPr>
@@ -1479,6 +1494,7 @@
     <w:p>
       <w:pPr>
         <w:pStyle w:val="Heading2"/>
+        <w:keepNext/>
         <w:spacing w:before="200" w:after="80"/>
         <w:jc w:val="left"/>
       </w:pPr>
@@ -1581,6 +1597,7 @@
     <w:p>
       <w:pPr>
         <w:pStyle w:val="Heading2"/>
+        <w:keepNext/>
         <w:spacing w:before="200" w:after="80"/>
         <w:jc w:val="left"/>
       </w:pPr>
@@ -1656,6 +1673,7 @@
     <w:p>
       <w:pPr>
         <w:pStyle w:val="Heading2"/>
+        <w:keepNext/>
         <w:spacing w:before="200" w:after="80"/>
         <w:jc w:val="left"/>
       </w:pPr>
@@ -1698,6 +1716,7 @@
     <w:p>
       <w:pPr>
         <w:pStyle w:val="Heading1"/>
+        <w:keepNext/>
         <w:spacing w:before="280" w:after="120"/>
         <w:jc w:val="center"/>
       </w:pPr>
@@ -1713,6 +1732,7 @@
     <w:p>
       <w:pPr>
         <w:pStyle w:val="Heading2"/>
+        <w:keepNext/>
         <w:spacing w:before="200" w:after="80"/>
         <w:jc w:val="left"/>
       </w:pPr>
@@ -1812,6 +1832,7 @@
     <w:p>
       <w:pPr>
         <w:pStyle w:val="Heading2"/>
+        <w:keepNext/>
         <w:spacing w:before="200" w:after="80"/>
         <w:jc w:val="left"/>
       </w:pPr>
@@ -1851,6 +1872,7 @@
     <w:p>
       <w:pPr>
         <w:pStyle w:val="Heading2"/>
+        <w:keepNext/>
         <w:spacing w:before="200" w:after="80"/>
         <w:jc w:val="left"/>
       </w:pPr>
@@ -1878,6 +1900,7 @@
     <w:p>
       <w:pPr>
         <w:pStyle w:val="Heading2"/>
+        <w:keepNext/>
         <w:spacing w:before="200" w:after="80"/>
         <w:jc w:val="left"/>
       </w:pPr>
@@ -2055,6 +2078,7 @@
     <w:p>
       <w:pPr>
         <w:pStyle w:val="Heading1"/>
+        <w:keepNext/>
         <w:spacing w:before="280" w:after="120"/>
         <w:jc w:val="center"/>
       </w:pPr>
@@ -2280,6 +2304,7 @@
     <w:p>
       <w:pPr>
         <w:pStyle w:val="Heading1"/>
+        <w:keepNext/>
         <w:spacing w:before="280" w:after="120"/>
         <w:jc w:val="center"/>
       </w:pPr>
@@ -2295,6 +2320,7 @@
     <w:p>
       <w:pPr>
         <w:pStyle w:val="Heading2"/>
+        <w:keepNext/>
         <w:spacing w:before="200" w:after="80"/>
         <w:jc w:val="left"/>
       </w:pPr>
@@ -2322,6 +2348,7 @@
     <w:p>
       <w:pPr>
         <w:pStyle w:val="Heading2"/>
+        <w:keepNext/>
         <w:spacing w:before="200" w:after="80"/>
         <w:jc w:val="left"/>
       </w:pPr>
@@ -2349,6 +2376,7 @@
     <w:p>
       <w:pPr>
         <w:pStyle w:val="Heading2"/>
+        <w:keepNext/>
         <w:spacing w:before="200" w:after="80"/>
         <w:jc w:val="left"/>
       </w:pPr>
@@ -2376,6 +2404,7 @@
     <w:p>
       <w:pPr>
         <w:pStyle w:val="Heading1"/>
+        <w:keepNext/>
         <w:spacing w:before="280" w:after="120"/>
         <w:jc w:val="center"/>
       </w:pPr>
